--- a/Dars materiallari 2025-2026/Web texnologiyalar/Masalalar (ingliz tilida).docx
+++ b/Dars materiallari 2025-2026/Web texnologiyalar/Masalalar (ingliz tilida).docx
@@ -4,101 +4,14 @@
   <w:body>
     <w:p>
       <w:r>
+        <w:rPr>
+          <w:noProof/>
+        </w:rPr>
         <w:drawing>
           <wp:inline distT="0" distB="0" distL="0" distR="0" wp14:anchorId="24AD1663" wp14:editId="3A5A970A">
             <wp:extent cx="6120130" cy="1773555"/>
             <wp:effectExtent l="0" t="0" r="0" b="0"/>
             <wp:docPr id="1" name="Рисунок 1"/>
-            <wp:cNvGraphicFramePr>
-              <a:graphicFrameLocks xmlns:a="http://schemas.openxmlformats.org/drawingml/2006/main" noChangeAspect="1"/>
-            </wp:cNvGraphicFramePr>
-            <a:graphic xmlns:a="http://schemas.openxmlformats.org/drawingml/2006/main">
-              <a:graphicData uri="http://schemas.openxmlformats.org/drawingml/2006/picture">
-                <pic:pic xmlns:pic="http://schemas.openxmlformats.org/drawingml/2006/picture">
-                  <pic:nvPicPr>
-                    <pic:cNvPr id="1" name=""/>
-                    <pic:cNvPicPr/>
-                  </pic:nvPicPr>
-                  <pic:blipFill>
-                    <a:blip r:embed="rId4"/>
-                    <a:stretch>
-                      <a:fillRect/>
-                    </a:stretch>
-                  </pic:blipFill>
-                  <pic:spPr>
-                    <a:xfrm>
-                      <a:off x="0" y="0"/>
-                      <a:ext cx="6120130" cy="1773555"/>
-                    </a:xfrm>
-                    <a:prstGeom prst="rect">
-                      <a:avLst/>
-                    </a:prstGeom>
-                  </pic:spPr>
-                </pic:pic>
-              </a:graphicData>
-            </a:graphic>
-          </wp:inline>
-        </w:drawing>
-      </w:r>
-    </w:p>
-    <w:p>
-      <w:r>
-        <w:br w:type="page"/>
-      </w:r>
-    </w:p>
-    <w:p>
-      <w:r>
-        <w:lastRenderedPageBreak/>
-        <w:drawing>
-          <wp:inline distT="0" distB="0" distL="0" distR="0" wp14:anchorId="7DE369C3" wp14:editId="47EDDCA1">
-            <wp:extent cx="6120130" cy="1788795"/>
-            <wp:effectExtent l="0" t="0" r="0" b="1905"/>
-            <wp:docPr id="2" name="Рисунок 2"/>
-            <wp:cNvGraphicFramePr>
-              <a:graphicFrameLocks xmlns:a="http://schemas.openxmlformats.org/drawingml/2006/main" noChangeAspect="1"/>
-            </wp:cNvGraphicFramePr>
-            <a:graphic xmlns:a="http://schemas.openxmlformats.org/drawingml/2006/main">
-              <a:graphicData uri="http://schemas.openxmlformats.org/drawingml/2006/picture">
-                <pic:pic xmlns:pic="http://schemas.openxmlformats.org/drawingml/2006/picture">
-                  <pic:nvPicPr>
-                    <pic:cNvPr id="1" name=""/>
-                    <pic:cNvPicPr/>
-                  </pic:nvPicPr>
-                  <pic:blipFill>
-                    <a:blip r:embed="rId5"/>
-                    <a:stretch>
-                      <a:fillRect/>
-                    </a:stretch>
-                  </pic:blipFill>
-                  <pic:spPr>
-                    <a:xfrm>
-                      <a:off x="0" y="0"/>
-                      <a:ext cx="6120130" cy="1788795"/>
-                    </a:xfrm>
-                    <a:prstGeom prst="rect">
-                      <a:avLst/>
-                    </a:prstGeom>
-                  </pic:spPr>
-                </pic:pic>
-              </a:graphicData>
-            </a:graphic>
-          </wp:inline>
-        </w:drawing>
-      </w:r>
-    </w:p>
-    <w:p>
-      <w:r>
-        <w:br w:type="page"/>
-      </w:r>
-    </w:p>
-    <w:p>
-      <w:r>
-        <w:lastRenderedPageBreak/>
-        <w:drawing>
-          <wp:inline distT="0" distB="0" distL="0" distR="0" wp14:anchorId="56061329" wp14:editId="0B75C8F1">
-            <wp:extent cx="6120130" cy="1773555"/>
-            <wp:effectExtent l="0" t="0" r="0" b="0"/>
-            <wp:docPr id="3" name="Рисунок 3"/>
             <wp:cNvGraphicFramePr>
               <a:graphicFrameLocks xmlns:a="http://schemas.openxmlformats.org/drawingml/2006/main" noChangeAspect="1"/>
             </wp:cNvGraphicFramePr>
@@ -138,12 +51,15 @@
     </w:p>
     <w:p>
       <w:r>
+        <w:rPr>
+          <w:noProof/>
+        </w:rPr>
         <w:lastRenderedPageBreak/>
         <w:drawing>
-          <wp:inline distT="0" distB="0" distL="0" distR="0" wp14:anchorId="215D0AE7" wp14:editId="34E6069A">
-            <wp:extent cx="6120130" cy="1776730"/>
-            <wp:effectExtent l="0" t="0" r="0" b="0"/>
-            <wp:docPr id="4" name="Рисунок 4"/>
+          <wp:inline distT="0" distB="0" distL="0" distR="0" wp14:anchorId="7DE369C3" wp14:editId="47EDDCA1">
+            <wp:extent cx="6120130" cy="1788795"/>
+            <wp:effectExtent l="0" t="0" r="0" b="1905"/>
+            <wp:docPr id="2" name="Рисунок 2"/>
             <wp:cNvGraphicFramePr>
               <a:graphicFrameLocks xmlns:a="http://schemas.openxmlformats.org/drawingml/2006/main" noChangeAspect="1"/>
             </wp:cNvGraphicFramePr>
@@ -163,7 +79,7 @@
                   <pic:spPr>
                     <a:xfrm>
                       <a:off x="0" y="0"/>
-                      <a:ext cx="6120130" cy="1776730"/>
+                      <a:ext cx="6120130" cy="1788795"/>
                     </a:xfrm>
                     <a:prstGeom prst="rect">
                       <a:avLst/>
@@ -183,12 +99,15 @@
     </w:p>
     <w:p>
       <w:r>
+        <w:rPr>
+          <w:noProof/>
+        </w:rPr>
         <w:lastRenderedPageBreak/>
         <w:drawing>
-          <wp:inline distT="0" distB="0" distL="0" distR="0" wp14:anchorId="4ADC9B22" wp14:editId="5446064B">
-            <wp:extent cx="6120130" cy="1120775"/>
-            <wp:effectExtent l="0" t="0" r="0" b="3175"/>
-            <wp:docPr id="5" name="Рисунок 5"/>
+          <wp:inline distT="0" distB="0" distL="0" distR="0" wp14:anchorId="56061329" wp14:editId="0B75C8F1">
+            <wp:extent cx="6120130" cy="1773555"/>
+            <wp:effectExtent l="0" t="0" r="0" b="0"/>
+            <wp:docPr id="3" name="Рисунок 3"/>
             <wp:cNvGraphicFramePr>
               <a:graphicFrameLocks xmlns:a="http://schemas.openxmlformats.org/drawingml/2006/main" noChangeAspect="1"/>
             </wp:cNvGraphicFramePr>
@@ -208,7 +127,7 @@
                   <pic:spPr>
                     <a:xfrm>
                       <a:off x="0" y="0"/>
-                      <a:ext cx="6120130" cy="1120775"/>
+                      <a:ext cx="6120130" cy="1773555"/>
                     </a:xfrm>
                     <a:prstGeom prst="rect">
                       <a:avLst/>
@@ -228,12 +147,15 @@
     </w:p>
     <w:p>
       <w:r>
+        <w:rPr>
+          <w:noProof/>
+        </w:rPr>
         <w:lastRenderedPageBreak/>
         <w:drawing>
-          <wp:inline distT="0" distB="0" distL="0" distR="0" wp14:anchorId="491DEFCC" wp14:editId="163D242C">
-            <wp:extent cx="6120130" cy="1125220"/>
+          <wp:inline distT="0" distB="0" distL="0" distR="0" wp14:anchorId="215D0AE7" wp14:editId="34E6069A">
+            <wp:extent cx="6120130" cy="1776730"/>
             <wp:effectExtent l="0" t="0" r="0" b="0"/>
-            <wp:docPr id="6" name="Рисунок 6"/>
+            <wp:docPr id="4" name="Рисунок 4"/>
             <wp:cNvGraphicFramePr>
               <a:graphicFrameLocks xmlns:a="http://schemas.openxmlformats.org/drawingml/2006/main" noChangeAspect="1"/>
             </wp:cNvGraphicFramePr>
@@ -253,7 +175,7 @@
                   <pic:spPr>
                     <a:xfrm>
                       <a:off x="0" y="0"/>
-                      <a:ext cx="6120130" cy="1125220"/>
+                      <a:ext cx="6120130" cy="1776730"/>
                     </a:xfrm>
                     <a:prstGeom prst="rect">
                       <a:avLst/>
@@ -273,12 +195,15 @@
     </w:p>
     <w:p>
       <w:r>
+        <w:rPr>
+          <w:noProof/>
+        </w:rPr>
         <w:lastRenderedPageBreak/>
         <w:drawing>
-          <wp:inline distT="0" distB="0" distL="0" distR="0" wp14:anchorId="5C41366C" wp14:editId="529768C7">
-            <wp:extent cx="6120130" cy="1292860"/>
-            <wp:effectExtent l="0" t="0" r="0" b="2540"/>
-            <wp:docPr id="7" name="Рисунок 7"/>
+          <wp:inline distT="0" distB="0" distL="0" distR="0" wp14:anchorId="4ADC9B22" wp14:editId="5446064B">
+            <wp:extent cx="6120130" cy="1120775"/>
+            <wp:effectExtent l="0" t="0" r="0" b="3175"/>
+            <wp:docPr id="5" name="Рисунок 5"/>
             <wp:cNvGraphicFramePr>
               <a:graphicFrameLocks xmlns:a="http://schemas.openxmlformats.org/drawingml/2006/main" noChangeAspect="1"/>
             </wp:cNvGraphicFramePr>
@@ -298,7 +223,7 @@
                   <pic:spPr>
                     <a:xfrm>
                       <a:off x="0" y="0"/>
-                      <a:ext cx="6120130" cy="1292860"/>
+                      <a:ext cx="6120130" cy="1120775"/>
                     </a:xfrm>
                     <a:prstGeom prst="rect">
                       <a:avLst/>
@@ -318,12 +243,15 @@
     </w:p>
     <w:p>
       <w:r>
+        <w:rPr>
+          <w:noProof/>
+        </w:rPr>
         <w:lastRenderedPageBreak/>
         <w:drawing>
-          <wp:inline distT="0" distB="0" distL="0" distR="0" wp14:anchorId="4E104AD1" wp14:editId="41AF6208">
-            <wp:extent cx="6120130" cy="1113155"/>
+          <wp:inline distT="0" distB="0" distL="0" distR="0" wp14:anchorId="491DEFCC" wp14:editId="163D242C">
+            <wp:extent cx="6120130" cy="1125220"/>
             <wp:effectExtent l="0" t="0" r="0" b="0"/>
-            <wp:docPr id="8" name="Рисунок 8"/>
+            <wp:docPr id="6" name="Рисунок 6"/>
             <wp:cNvGraphicFramePr>
               <a:graphicFrameLocks xmlns:a="http://schemas.openxmlformats.org/drawingml/2006/main" noChangeAspect="1"/>
             </wp:cNvGraphicFramePr>
@@ -343,7 +271,7 @@
                   <pic:spPr>
                     <a:xfrm>
                       <a:off x="0" y="0"/>
-                      <a:ext cx="6120130" cy="1113155"/>
+                      <a:ext cx="6120130" cy="1125220"/>
                     </a:xfrm>
                     <a:prstGeom prst="rect">
                       <a:avLst/>
@@ -363,12 +291,15 @@
     </w:p>
     <w:p>
       <w:r>
+        <w:rPr>
+          <w:noProof/>
+        </w:rPr>
         <w:lastRenderedPageBreak/>
         <w:drawing>
-          <wp:inline distT="0" distB="0" distL="0" distR="0" wp14:anchorId="460E41A1" wp14:editId="7DE87E99">
-            <wp:extent cx="6120130" cy="1278890"/>
-            <wp:effectExtent l="0" t="0" r="0" b="0"/>
-            <wp:docPr id="9" name="Рисунок 9"/>
+          <wp:inline distT="0" distB="0" distL="0" distR="0" wp14:anchorId="5C41366C" wp14:editId="529768C7">
+            <wp:extent cx="6120130" cy="1292860"/>
+            <wp:effectExtent l="0" t="0" r="0" b="2540"/>
+            <wp:docPr id="7" name="Рисунок 7"/>
             <wp:cNvGraphicFramePr>
               <a:graphicFrameLocks xmlns:a="http://schemas.openxmlformats.org/drawingml/2006/main" noChangeAspect="1"/>
             </wp:cNvGraphicFramePr>
@@ -388,7 +319,7 @@
                   <pic:spPr>
                     <a:xfrm>
                       <a:off x="0" y="0"/>
-                      <a:ext cx="6120130" cy="1278890"/>
+                      <a:ext cx="6120130" cy="1292860"/>
                     </a:xfrm>
                     <a:prstGeom prst="rect">
                       <a:avLst/>
@@ -408,12 +339,15 @@
     </w:p>
     <w:p>
       <w:r>
+        <w:rPr>
+          <w:noProof/>
+        </w:rPr>
         <w:lastRenderedPageBreak/>
         <w:drawing>
-          <wp:inline distT="0" distB="0" distL="0" distR="0" wp14:anchorId="61A01BB5" wp14:editId="3DFFC25A">
-            <wp:extent cx="6120130" cy="1269365"/>
-            <wp:effectExtent l="0" t="0" r="0" b="6985"/>
-            <wp:docPr id="10" name="Рисунок 10"/>
+          <wp:inline distT="0" distB="0" distL="0" distR="0" wp14:anchorId="4E104AD1" wp14:editId="41AF6208">
+            <wp:extent cx="6120130" cy="1113155"/>
+            <wp:effectExtent l="0" t="0" r="0" b="0"/>
+            <wp:docPr id="8" name="Рисунок 8"/>
             <wp:cNvGraphicFramePr>
               <a:graphicFrameLocks xmlns:a="http://schemas.openxmlformats.org/drawingml/2006/main" noChangeAspect="1"/>
             </wp:cNvGraphicFramePr>
@@ -433,6 +367,102 @@
                   <pic:spPr>
                     <a:xfrm>
                       <a:off x="0" y="0"/>
+                      <a:ext cx="6120130" cy="1113155"/>
+                    </a:xfrm>
+                    <a:prstGeom prst="rect">
+                      <a:avLst/>
+                    </a:prstGeom>
+                  </pic:spPr>
+                </pic:pic>
+              </a:graphicData>
+            </a:graphic>
+          </wp:inline>
+        </w:drawing>
+      </w:r>
+    </w:p>
+    <w:p>
+      <w:r>
+        <w:br w:type="page"/>
+      </w:r>
+    </w:p>
+    <w:p>
+      <w:r>
+        <w:rPr>
+          <w:noProof/>
+        </w:rPr>
+        <w:lastRenderedPageBreak/>
+        <w:drawing>
+          <wp:inline distT="0" distB="0" distL="0" distR="0" wp14:anchorId="460E41A1" wp14:editId="7DE87E99">
+            <wp:extent cx="6120130" cy="1278890"/>
+            <wp:effectExtent l="0" t="0" r="0" b="0"/>
+            <wp:docPr id="9" name="Рисунок 9"/>
+            <wp:cNvGraphicFramePr>
+              <a:graphicFrameLocks xmlns:a="http://schemas.openxmlformats.org/drawingml/2006/main" noChangeAspect="1"/>
+            </wp:cNvGraphicFramePr>
+            <a:graphic xmlns:a="http://schemas.openxmlformats.org/drawingml/2006/main">
+              <a:graphicData uri="http://schemas.openxmlformats.org/drawingml/2006/picture">
+                <pic:pic xmlns:pic="http://schemas.openxmlformats.org/drawingml/2006/picture">
+                  <pic:nvPicPr>
+                    <pic:cNvPr id="1" name=""/>
+                    <pic:cNvPicPr/>
+                  </pic:nvPicPr>
+                  <pic:blipFill>
+                    <a:blip r:embed="rId14"/>
+                    <a:stretch>
+                      <a:fillRect/>
+                    </a:stretch>
+                  </pic:blipFill>
+                  <pic:spPr>
+                    <a:xfrm>
+                      <a:off x="0" y="0"/>
+                      <a:ext cx="6120130" cy="1278890"/>
+                    </a:xfrm>
+                    <a:prstGeom prst="rect">
+                      <a:avLst/>
+                    </a:prstGeom>
+                  </pic:spPr>
+                </pic:pic>
+              </a:graphicData>
+            </a:graphic>
+          </wp:inline>
+        </w:drawing>
+      </w:r>
+    </w:p>
+    <w:p>
+      <w:r>
+        <w:br w:type="page"/>
+      </w:r>
+    </w:p>
+    <w:p>
+      <w:r>
+        <w:rPr>
+          <w:noProof/>
+        </w:rPr>
+        <w:lastRenderedPageBreak/>
+        <w:drawing>
+          <wp:inline distT="0" distB="0" distL="0" distR="0" wp14:anchorId="61A01BB5" wp14:editId="3DFFC25A">
+            <wp:extent cx="6120130" cy="1269365"/>
+            <wp:effectExtent l="0" t="0" r="0" b="6985"/>
+            <wp:docPr id="10" name="Рисунок 10"/>
+            <wp:cNvGraphicFramePr>
+              <a:graphicFrameLocks xmlns:a="http://schemas.openxmlformats.org/drawingml/2006/main" noChangeAspect="1"/>
+            </wp:cNvGraphicFramePr>
+            <a:graphic xmlns:a="http://schemas.openxmlformats.org/drawingml/2006/main">
+              <a:graphicData uri="http://schemas.openxmlformats.org/drawingml/2006/picture">
+                <pic:pic xmlns:pic="http://schemas.openxmlformats.org/drawingml/2006/picture">
+                  <pic:nvPicPr>
+                    <pic:cNvPr id="1" name=""/>
+                    <pic:cNvPicPr/>
+                  </pic:nvPicPr>
+                  <pic:blipFill>
+                    <a:blip r:embed="rId15"/>
+                    <a:stretch>
+                      <a:fillRect/>
+                    </a:stretch>
+                  </pic:blipFill>
+                  <pic:spPr>
+                    <a:xfrm>
+                      <a:off x="0" y="0"/>
                       <a:ext cx="6120130" cy="1269365"/>
                     </a:xfrm>
                     <a:prstGeom prst="rect">
@@ -446,7 +476,421 @@
         </w:drawing>
       </w:r>
     </w:p>
+    <w:p>
+      <w:r>
+        <w:br w:type="page"/>
+      </w:r>
+    </w:p>
+    <w:p>
+      <w:r>
+        <w:lastRenderedPageBreak/>
+        <w:drawing>
+          <wp:inline distT="0" distB="0" distL="0" distR="0" wp14:anchorId="6A98E135" wp14:editId="5D3C43D0">
+            <wp:extent cx="6120130" cy="1108710"/>
+            <wp:effectExtent l="0" t="0" r="0" b="0"/>
+            <wp:docPr id="11" name="Рисунок 11"/>
+            <wp:cNvGraphicFramePr>
+              <a:graphicFrameLocks xmlns:a="http://schemas.openxmlformats.org/drawingml/2006/main" noChangeAspect="1"/>
+            </wp:cNvGraphicFramePr>
+            <a:graphic xmlns:a="http://schemas.openxmlformats.org/drawingml/2006/main">
+              <a:graphicData uri="http://schemas.openxmlformats.org/drawingml/2006/picture">
+                <pic:pic xmlns:pic="http://schemas.openxmlformats.org/drawingml/2006/picture">
+                  <pic:nvPicPr>
+                    <pic:cNvPr id="1" name=""/>
+                    <pic:cNvPicPr/>
+                  </pic:nvPicPr>
+                  <pic:blipFill>
+                    <a:blip r:embed="rId16"/>
+                    <a:stretch>
+                      <a:fillRect/>
+                    </a:stretch>
+                  </pic:blipFill>
+                  <pic:spPr>
+                    <a:xfrm>
+                      <a:off x="0" y="0"/>
+                      <a:ext cx="6120130" cy="1108710"/>
+                    </a:xfrm>
+                    <a:prstGeom prst="rect">
+                      <a:avLst/>
+                    </a:prstGeom>
+                  </pic:spPr>
+                </pic:pic>
+              </a:graphicData>
+            </a:graphic>
+          </wp:inline>
+        </w:drawing>
+      </w:r>
+    </w:p>
+    <w:p>
+      <w:r>
+        <w:br w:type="page"/>
+      </w:r>
+    </w:p>
+    <w:p>
+      <w:r>
+        <w:lastRenderedPageBreak/>
+        <w:drawing>
+          <wp:inline distT="0" distB="0" distL="0" distR="0" wp14:anchorId="3A8BB18A" wp14:editId="4658F21F">
+            <wp:extent cx="6120130" cy="1098550"/>
+            <wp:effectExtent l="0" t="0" r="0" b="6350"/>
+            <wp:docPr id="12" name="Рисунок 12"/>
+            <wp:cNvGraphicFramePr>
+              <a:graphicFrameLocks xmlns:a="http://schemas.openxmlformats.org/drawingml/2006/main" noChangeAspect="1"/>
+            </wp:cNvGraphicFramePr>
+            <a:graphic xmlns:a="http://schemas.openxmlformats.org/drawingml/2006/main">
+              <a:graphicData uri="http://schemas.openxmlformats.org/drawingml/2006/picture">
+                <pic:pic xmlns:pic="http://schemas.openxmlformats.org/drawingml/2006/picture">
+                  <pic:nvPicPr>
+                    <pic:cNvPr id="1" name=""/>
+                    <pic:cNvPicPr/>
+                  </pic:nvPicPr>
+                  <pic:blipFill>
+                    <a:blip r:embed="rId17"/>
+                    <a:stretch>
+                      <a:fillRect/>
+                    </a:stretch>
+                  </pic:blipFill>
+                  <pic:spPr>
+                    <a:xfrm>
+                      <a:off x="0" y="0"/>
+                      <a:ext cx="6120130" cy="1098550"/>
+                    </a:xfrm>
+                    <a:prstGeom prst="rect">
+                      <a:avLst/>
+                    </a:prstGeom>
+                  </pic:spPr>
+                </pic:pic>
+              </a:graphicData>
+            </a:graphic>
+          </wp:inline>
+        </w:drawing>
+      </w:r>
+      <w:r>
+        <w:br/>
+      </w:r>
+    </w:p>
+    <w:p>
+      <w:r>
+        <w:br w:type="page"/>
+      </w:r>
+    </w:p>
+    <w:p>
+      <w:r>
+        <w:lastRenderedPageBreak/>
+        <w:drawing>
+          <wp:inline distT="0" distB="0" distL="0" distR="0" wp14:anchorId="5E210E30" wp14:editId="6198AD9A">
+            <wp:extent cx="6120130" cy="1278890"/>
+            <wp:effectExtent l="0" t="0" r="0" b="0"/>
+            <wp:docPr id="13" name="Рисунок 13"/>
+            <wp:cNvGraphicFramePr>
+              <a:graphicFrameLocks xmlns:a="http://schemas.openxmlformats.org/drawingml/2006/main" noChangeAspect="1"/>
+            </wp:cNvGraphicFramePr>
+            <a:graphic xmlns:a="http://schemas.openxmlformats.org/drawingml/2006/main">
+              <a:graphicData uri="http://schemas.openxmlformats.org/drawingml/2006/picture">
+                <pic:pic xmlns:pic="http://schemas.openxmlformats.org/drawingml/2006/picture">
+                  <pic:nvPicPr>
+                    <pic:cNvPr id="1" name=""/>
+                    <pic:cNvPicPr/>
+                  </pic:nvPicPr>
+                  <pic:blipFill>
+                    <a:blip r:embed="rId18"/>
+                    <a:stretch>
+                      <a:fillRect/>
+                    </a:stretch>
+                  </pic:blipFill>
+                  <pic:spPr>
+                    <a:xfrm>
+                      <a:off x="0" y="0"/>
+                      <a:ext cx="6120130" cy="1278890"/>
+                    </a:xfrm>
+                    <a:prstGeom prst="rect">
+                      <a:avLst/>
+                    </a:prstGeom>
+                  </pic:spPr>
+                </pic:pic>
+              </a:graphicData>
+            </a:graphic>
+          </wp:inline>
+        </w:drawing>
+      </w:r>
+    </w:p>
+    <w:p>
+      <w:r>
+        <w:br w:type="page"/>
+      </w:r>
+    </w:p>
+    <w:p>
+      <w:r>
+        <w:lastRenderedPageBreak/>
+        <w:drawing>
+          <wp:inline distT="0" distB="0" distL="0" distR="0" wp14:anchorId="79BBDDD6" wp14:editId="29509B01">
+            <wp:extent cx="6120130" cy="1112520"/>
+            <wp:effectExtent l="0" t="0" r="0" b="0"/>
+            <wp:docPr id="14" name="Рисунок 14"/>
+            <wp:cNvGraphicFramePr>
+              <a:graphicFrameLocks xmlns:a="http://schemas.openxmlformats.org/drawingml/2006/main" noChangeAspect="1"/>
+            </wp:cNvGraphicFramePr>
+            <a:graphic xmlns:a="http://schemas.openxmlformats.org/drawingml/2006/main">
+              <a:graphicData uri="http://schemas.openxmlformats.org/drawingml/2006/picture">
+                <pic:pic xmlns:pic="http://schemas.openxmlformats.org/drawingml/2006/picture">
+                  <pic:nvPicPr>
+                    <pic:cNvPr id="1" name=""/>
+                    <pic:cNvPicPr/>
+                  </pic:nvPicPr>
+                  <pic:blipFill>
+                    <a:blip r:embed="rId19"/>
+                    <a:stretch>
+                      <a:fillRect/>
+                    </a:stretch>
+                  </pic:blipFill>
+                  <pic:spPr>
+                    <a:xfrm>
+                      <a:off x="0" y="0"/>
+                      <a:ext cx="6120130" cy="1112520"/>
+                    </a:xfrm>
+                    <a:prstGeom prst="rect">
+                      <a:avLst/>
+                    </a:prstGeom>
+                  </pic:spPr>
+                </pic:pic>
+              </a:graphicData>
+            </a:graphic>
+          </wp:inline>
+        </w:drawing>
+      </w:r>
+    </w:p>
+    <w:p>
+      <w:r>
+        <w:br w:type="page"/>
+      </w:r>
+    </w:p>
+    <w:p>
+      <w:r>
+        <w:lastRenderedPageBreak/>
+        <w:drawing>
+          <wp:inline distT="0" distB="0" distL="0" distR="0" wp14:anchorId="7170A887" wp14:editId="62EA54BA">
+            <wp:extent cx="6120130" cy="1299210"/>
+            <wp:effectExtent l="0" t="0" r="0" b="0"/>
+            <wp:docPr id="15" name="Рисунок 15"/>
+            <wp:cNvGraphicFramePr>
+              <a:graphicFrameLocks xmlns:a="http://schemas.openxmlformats.org/drawingml/2006/main" noChangeAspect="1"/>
+            </wp:cNvGraphicFramePr>
+            <a:graphic xmlns:a="http://schemas.openxmlformats.org/drawingml/2006/main">
+              <a:graphicData uri="http://schemas.openxmlformats.org/drawingml/2006/picture">
+                <pic:pic xmlns:pic="http://schemas.openxmlformats.org/drawingml/2006/picture">
+                  <pic:nvPicPr>
+                    <pic:cNvPr id="1" name=""/>
+                    <pic:cNvPicPr/>
+                  </pic:nvPicPr>
+                  <pic:blipFill>
+                    <a:blip r:embed="rId20"/>
+                    <a:stretch>
+                      <a:fillRect/>
+                    </a:stretch>
+                  </pic:blipFill>
+                  <pic:spPr>
+                    <a:xfrm>
+                      <a:off x="0" y="0"/>
+                      <a:ext cx="6120130" cy="1299210"/>
+                    </a:xfrm>
+                    <a:prstGeom prst="rect">
+                      <a:avLst/>
+                    </a:prstGeom>
+                  </pic:spPr>
+                </pic:pic>
+              </a:graphicData>
+            </a:graphic>
+          </wp:inline>
+        </w:drawing>
+      </w:r>
+    </w:p>
+    <w:p>
+      <w:r>
+        <w:br w:type="page"/>
+      </w:r>
+    </w:p>
+    <w:p>
+      <w:r>
+        <w:lastRenderedPageBreak/>
+        <w:drawing>
+          <wp:inline distT="0" distB="0" distL="0" distR="0" wp14:anchorId="716553EA" wp14:editId="15075CA1">
+            <wp:extent cx="6120130" cy="1090930"/>
+            <wp:effectExtent l="0" t="0" r="0" b="0"/>
+            <wp:docPr id="16" name="Рисунок 16"/>
+            <wp:cNvGraphicFramePr>
+              <a:graphicFrameLocks xmlns:a="http://schemas.openxmlformats.org/drawingml/2006/main" noChangeAspect="1"/>
+            </wp:cNvGraphicFramePr>
+            <a:graphic xmlns:a="http://schemas.openxmlformats.org/drawingml/2006/main">
+              <a:graphicData uri="http://schemas.openxmlformats.org/drawingml/2006/picture">
+                <pic:pic xmlns:pic="http://schemas.openxmlformats.org/drawingml/2006/picture">
+                  <pic:nvPicPr>
+                    <pic:cNvPr id="1" name=""/>
+                    <pic:cNvPicPr/>
+                  </pic:nvPicPr>
+                  <pic:blipFill>
+                    <a:blip r:embed="rId21"/>
+                    <a:stretch>
+                      <a:fillRect/>
+                    </a:stretch>
+                  </pic:blipFill>
+                  <pic:spPr>
+                    <a:xfrm>
+                      <a:off x="0" y="0"/>
+                      <a:ext cx="6120130" cy="1090930"/>
+                    </a:xfrm>
+                    <a:prstGeom prst="rect">
+                      <a:avLst/>
+                    </a:prstGeom>
+                  </pic:spPr>
+                </pic:pic>
+              </a:graphicData>
+            </a:graphic>
+          </wp:inline>
+        </w:drawing>
+      </w:r>
+    </w:p>
+    <w:p>
+      <w:r>
+        <w:br w:type="page"/>
+      </w:r>
+    </w:p>
+    <w:p>
+      <w:r>
+        <w:lastRenderedPageBreak/>
+        <w:drawing>
+          <wp:inline distT="0" distB="0" distL="0" distR="0" wp14:anchorId="7D1D92FE" wp14:editId="6C339CA5">
+            <wp:extent cx="6120130" cy="1108710"/>
+            <wp:effectExtent l="0" t="0" r="0" b="0"/>
+            <wp:docPr id="17" name="Рисунок 17"/>
+            <wp:cNvGraphicFramePr>
+              <a:graphicFrameLocks xmlns:a="http://schemas.openxmlformats.org/drawingml/2006/main" noChangeAspect="1"/>
+            </wp:cNvGraphicFramePr>
+            <a:graphic xmlns:a="http://schemas.openxmlformats.org/drawingml/2006/main">
+              <a:graphicData uri="http://schemas.openxmlformats.org/drawingml/2006/picture">
+                <pic:pic xmlns:pic="http://schemas.openxmlformats.org/drawingml/2006/picture">
+                  <pic:nvPicPr>
+                    <pic:cNvPr id="1" name=""/>
+                    <pic:cNvPicPr/>
+                  </pic:nvPicPr>
+                  <pic:blipFill>
+                    <a:blip r:embed="rId22"/>
+                    <a:stretch>
+                      <a:fillRect/>
+                    </a:stretch>
+                  </pic:blipFill>
+                  <pic:spPr>
+                    <a:xfrm>
+                      <a:off x="0" y="0"/>
+                      <a:ext cx="6120130" cy="1108710"/>
+                    </a:xfrm>
+                    <a:prstGeom prst="rect">
+                      <a:avLst/>
+                    </a:prstGeom>
+                  </pic:spPr>
+                </pic:pic>
+              </a:graphicData>
+            </a:graphic>
+          </wp:inline>
+        </w:drawing>
+      </w:r>
+    </w:p>
+    <w:p>
+      <w:r>
+        <w:br w:type="page"/>
+      </w:r>
+    </w:p>
+    <w:p>
+      <w:r>
+        <w:lastRenderedPageBreak/>
+        <w:drawing>
+          <wp:inline distT="0" distB="0" distL="0" distR="0" wp14:anchorId="32BEFBCA" wp14:editId="04361973">
+            <wp:extent cx="6120130" cy="1290955"/>
+            <wp:effectExtent l="0" t="0" r="0" b="4445"/>
+            <wp:docPr id="18" name="Рисунок 18"/>
+            <wp:cNvGraphicFramePr>
+              <a:graphicFrameLocks xmlns:a="http://schemas.openxmlformats.org/drawingml/2006/main" noChangeAspect="1"/>
+            </wp:cNvGraphicFramePr>
+            <a:graphic xmlns:a="http://schemas.openxmlformats.org/drawingml/2006/main">
+              <a:graphicData uri="http://schemas.openxmlformats.org/drawingml/2006/picture">
+                <pic:pic xmlns:pic="http://schemas.openxmlformats.org/drawingml/2006/picture">
+                  <pic:nvPicPr>
+                    <pic:cNvPr id="1" name=""/>
+                    <pic:cNvPicPr/>
+                  </pic:nvPicPr>
+                  <pic:blipFill>
+                    <a:blip r:embed="rId23"/>
+                    <a:stretch>
+                      <a:fillRect/>
+                    </a:stretch>
+                  </pic:blipFill>
+                  <pic:spPr>
+                    <a:xfrm>
+                      <a:off x="0" y="0"/>
+                      <a:ext cx="6120130" cy="1290955"/>
+                    </a:xfrm>
+                    <a:prstGeom prst="rect">
+                      <a:avLst/>
+                    </a:prstGeom>
+                  </pic:spPr>
+                </pic:pic>
+              </a:graphicData>
+            </a:graphic>
+          </wp:inline>
+        </w:drawing>
+      </w:r>
+    </w:p>
+    <w:p>
+      <w:r>
+        <w:br w:type="page"/>
+      </w:r>
+    </w:p>
+    <w:p>
+      <w:r>
+        <w:lastRenderedPageBreak/>
+        <w:drawing>
+          <wp:inline distT="0" distB="0" distL="0" distR="0" wp14:anchorId="00D2EB8F" wp14:editId="2552DB37">
+            <wp:extent cx="6120130" cy="1408430"/>
+            <wp:effectExtent l="0" t="0" r="0" b="1270"/>
+            <wp:docPr id="19" name="Рисунок 19"/>
+            <wp:cNvGraphicFramePr>
+              <a:graphicFrameLocks xmlns:a="http://schemas.openxmlformats.org/drawingml/2006/main" noChangeAspect="1"/>
+            </wp:cNvGraphicFramePr>
+            <a:graphic xmlns:a="http://schemas.openxmlformats.org/drawingml/2006/main">
+              <a:graphicData uri="http://schemas.openxmlformats.org/drawingml/2006/picture">
+                <pic:pic xmlns:pic="http://schemas.openxmlformats.org/drawingml/2006/picture">
+                  <pic:nvPicPr>
+                    <pic:cNvPr id="1" name=""/>
+                    <pic:cNvPicPr/>
+                  </pic:nvPicPr>
+                  <pic:blipFill>
+                    <a:blip r:embed="rId24"/>
+                    <a:stretch>
+                      <a:fillRect/>
+                    </a:stretch>
+                  </pic:blipFill>
+                  <pic:spPr>
+                    <a:xfrm>
+                      <a:off x="0" y="0"/>
+                      <a:ext cx="6120130" cy="1408430"/>
+                    </a:xfrm>
+                    <a:prstGeom prst="rect">
+                      <a:avLst/>
+                    </a:prstGeom>
+                  </pic:spPr>
+                </pic:pic>
+              </a:graphicData>
+            </a:graphic>
+          </wp:inline>
+        </w:drawing>
+      </w:r>
+    </w:p>
     <w:sectPr>
+      <w:headerReference w:type="even" r:id="rId25"/>
+      <w:headerReference w:type="default" r:id="rId26"/>
+      <w:footerReference w:type="even" r:id="rId27"/>
+      <w:footerReference w:type="default" r:id="rId28"/>
+      <w:headerReference w:type="first" r:id="rId29"/>
+      <w:footerReference w:type="first" r:id="rId30"/>
       <w:pgSz w:w="11906" w:h="16838"/>
       <w:pgMar w:top="1134" w:right="1134" w:bottom="1134" w:left="1134" w:header="709" w:footer="709" w:gutter="0"/>
       <w:cols w:space="708"/>
@@ -454,6 +898,143 @@
     </w:sectPr>
   </w:body>
 </w:document>
+</file>
+
+<file path=word/endnotes.xml><?xml version="1.0" encoding="utf-8"?>
+<w:endnotes xmlns:wpc="http://schemas.microsoft.com/office/word/2010/wordprocessingCanvas" xmlns:cx="http://schemas.microsoft.com/office/drawing/2014/chartex" xmlns:cx1="http://schemas.microsoft.com/office/drawing/2015/9/8/chartex" xmlns:cx2="http://schemas.microsoft.com/office/drawing/2015/10/21/chartex" xmlns:cx3="http://schemas.microsoft.com/office/drawing/2016/5/9/chartex" xmlns:cx4="http://schemas.microsoft.com/office/drawing/2016/5/10/chartex" xmlns:cx5="http://schemas.microsoft.com/office/drawing/2016/5/11/chartex" xmlns:cx6="http://schemas.microsoft.com/office/drawing/2016/5/12/chartex" xmlns:cx7="http://schemas.microsoft.com/office/drawing/2016/5/13/chartex" xmlns:cx8="http://schemas.microsoft.com/office/drawing/2016/5/14/chartex" xmlns:mc="http://schemas.openxmlformats.org/markup-compatibility/2006" xmlns:aink="http://schemas.microsoft.com/office/drawing/2016/ink" xmlns:am3d="http://schemas.microsoft.com/office/drawing/2017/model3d" xmlns:o="urn:schemas-microsoft-com:office:office" xmlns:r="http://schemas.openxmlformats.org/officeDocument/2006/relationships" xmlns:m="http://schemas.openxmlformats.org/officeDocument/2006/math" xmlns:v="urn:schemas-microsoft-com:vml" xmlns:wp14="http://schemas.microsoft.com/office/word/2010/wordprocessingDrawing" xmlns:wp="http://schemas.openxmlformats.org/drawingml/2006/wordprocessingDrawing" xmlns:w10="urn:schemas-microsoft-com:office:word" xmlns:w="http://schemas.openxmlformats.org/wordprocessingml/2006/main" xmlns:w14="http://schemas.microsoft.com/office/word/2010/wordml" xmlns:w15="http://schemas.microsoft.com/office/word/2012/wordml" xmlns:w16cex="http://schemas.microsoft.com/office/word/2018/wordml/cex" xmlns:w16cid="http://schemas.microsoft.com/office/word/2016/wordml/cid" xmlns:w16="http://schemas.microsoft.com/office/word/2018/wordml" xmlns:w16sdtdh="http://schemas.microsoft.com/office/word/2020/wordml/sdtdatahash" xmlns:w16se="http://schemas.microsoft.com/office/word/2015/wordml/symex" xmlns:wpg="http://schemas.microsoft.com/office/word/2010/wordprocessingGroup" xmlns:wpi="http://schemas.microsoft.com/office/word/2010/wordprocessingInk" xmlns:wne="http://schemas.microsoft.com/office/word/2006/wordml" xmlns:wps="http://schemas.microsoft.com/office/word/2010/wordprocessingShape" mc:Ignorable="w14 w15 w16se w16cid w16 w16cex w16sdtdh wp14">
+  <w:endnote w:type="separator" w:id="-1">
+    <w:p>
+      <w:pPr>
+        <w:spacing w:after="0" w:line="240" w:lineRule="auto"/>
+      </w:pPr>
+      <w:r>
+        <w:separator/>
+      </w:r>
+    </w:p>
+  </w:endnote>
+  <w:endnote w:type="continuationSeparator" w:id="0">
+    <w:p>
+      <w:pPr>
+        <w:spacing w:after="0" w:line="240" w:lineRule="auto"/>
+      </w:pPr>
+      <w:r>
+        <w:continuationSeparator/>
+      </w:r>
+    </w:p>
+  </w:endnote>
+</w:endnotes>
+</file>
+
+<file path=word/footer1.xml><?xml version="1.0" encoding="utf-8"?>
+<w:ftr xmlns:wpc="http://schemas.microsoft.com/office/word/2010/wordprocessingCanvas" xmlns:cx="http://schemas.microsoft.com/office/drawing/2014/chartex" xmlns:cx1="http://schemas.microsoft.com/office/drawing/2015/9/8/chartex" xmlns:cx2="http://schemas.microsoft.com/office/drawing/2015/10/21/chartex" xmlns:cx3="http://schemas.microsoft.com/office/drawing/2016/5/9/chartex" xmlns:cx4="http://schemas.microsoft.com/office/drawing/2016/5/10/chartex" xmlns:cx5="http://schemas.microsoft.com/office/drawing/2016/5/11/chartex" xmlns:cx6="http://schemas.microsoft.com/office/drawing/2016/5/12/chartex" xmlns:cx7="http://schemas.microsoft.com/office/drawing/2016/5/13/chartex" xmlns:cx8="http://schemas.microsoft.com/office/drawing/2016/5/14/chartex" xmlns:mc="http://schemas.openxmlformats.org/markup-compatibility/2006" xmlns:aink="http://schemas.microsoft.com/office/drawing/2016/ink" xmlns:am3d="http://schemas.microsoft.com/office/drawing/2017/model3d" xmlns:o="urn:schemas-microsoft-com:office:office" xmlns:r="http://schemas.openxmlformats.org/officeDocument/2006/relationships" xmlns:m="http://schemas.openxmlformats.org/officeDocument/2006/math" xmlns:v="urn:schemas-microsoft-com:vml" xmlns:wp14="http://schemas.microsoft.com/office/word/2010/wordprocessingDrawing" xmlns:wp="http://schemas.openxmlformats.org/drawingml/2006/wordprocessingDrawing" xmlns:w10="urn:schemas-microsoft-com:office:word" xmlns:w="http://schemas.openxmlformats.org/wordprocessingml/2006/main" xmlns:w14="http://schemas.microsoft.com/office/word/2010/wordml" xmlns:w15="http://schemas.microsoft.com/office/word/2012/wordml" xmlns:w16cex="http://schemas.microsoft.com/office/word/2018/wordml/cex" xmlns:w16cid="http://schemas.microsoft.com/office/word/2016/wordml/cid" xmlns:w16="http://schemas.microsoft.com/office/word/2018/wordml" xmlns:w16sdtdh="http://schemas.microsoft.com/office/word/2020/wordml/sdtdatahash" xmlns:w16se="http://schemas.microsoft.com/office/word/2015/wordml/symex" xmlns:wpg="http://schemas.microsoft.com/office/word/2010/wordprocessingGroup" xmlns:wpi="http://schemas.microsoft.com/office/word/2010/wordprocessingInk" xmlns:wne="http://schemas.microsoft.com/office/word/2006/wordml" xmlns:wps="http://schemas.microsoft.com/office/word/2010/wordprocessingShape" mc:Ignorable="w14 w15 w16se w16cid w16 w16cex w16sdtdh wp14">
+  <w:p>
+    <w:pPr>
+      <w:pStyle w:val="a5"/>
+    </w:pPr>
+  </w:p>
+</w:ftr>
+</file>
+
+<file path=word/footer2.xml><?xml version="1.0" encoding="utf-8"?>
+<w:ftr xmlns:wpc="http://schemas.microsoft.com/office/word/2010/wordprocessingCanvas" xmlns:cx="http://schemas.microsoft.com/office/drawing/2014/chartex" xmlns:cx1="http://schemas.microsoft.com/office/drawing/2015/9/8/chartex" xmlns:cx2="http://schemas.microsoft.com/office/drawing/2015/10/21/chartex" xmlns:cx3="http://schemas.microsoft.com/office/drawing/2016/5/9/chartex" xmlns:cx4="http://schemas.microsoft.com/office/drawing/2016/5/10/chartex" xmlns:cx5="http://schemas.microsoft.com/office/drawing/2016/5/11/chartex" xmlns:cx6="http://schemas.microsoft.com/office/drawing/2016/5/12/chartex" xmlns:cx7="http://schemas.microsoft.com/office/drawing/2016/5/13/chartex" xmlns:cx8="http://schemas.microsoft.com/office/drawing/2016/5/14/chartex" xmlns:mc="http://schemas.openxmlformats.org/markup-compatibility/2006" xmlns:aink="http://schemas.microsoft.com/office/drawing/2016/ink" xmlns:am3d="http://schemas.microsoft.com/office/drawing/2017/model3d" xmlns:o="urn:schemas-microsoft-com:office:office" xmlns:r="http://schemas.openxmlformats.org/officeDocument/2006/relationships" xmlns:m="http://schemas.openxmlformats.org/officeDocument/2006/math" xmlns:v="urn:schemas-microsoft-com:vml" xmlns:wp14="http://schemas.microsoft.com/office/word/2010/wordprocessingDrawing" xmlns:wp="http://schemas.openxmlformats.org/drawingml/2006/wordprocessingDrawing" xmlns:w10="urn:schemas-microsoft-com:office:word" xmlns:w="http://schemas.openxmlformats.org/wordprocessingml/2006/main" xmlns:w14="http://schemas.microsoft.com/office/word/2010/wordml" xmlns:w15="http://schemas.microsoft.com/office/word/2012/wordml" xmlns:w16cex="http://schemas.microsoft.com/office/word/2018/wordml/cex" xmlns:w16cid="http://schemas.microsoft.com/office/word/2016/wordml/cid" xmlns:w16="http://schemas.microsoft.com/office/word/2018/wordml" xmlns:w16sdtdh="http://schemas.microsoft.com/office/word/2020/wordml/sdtdatahash" xmlns:w16se="http://schemas.microsoft.com/office/word/2015/wordml/symex" xmlns:wpg="http://schemas.microsoft.com/office/word/2010/wordprocessingGroup" xmlns:wpi="http://schemas.microsoft.com/office/word/2010/wordprocessingInk" xmlns:wne="http://schemas.microsoft.com/office/word/2006/wordml" xmlns:wps="http://schemas.microsoft.com/office/word/2010/wordprocessingShape" mc:Ignorable="w14 w15 w16se w16cid w16 w16cex w16sdtdh wp14">
+  <w:sdt>
+    <w:sdtPr>
+      <w:id w:val="-1210258734"/>
+      <w:docPartObj>
+        <w:docPartGallery w:val="Page Numbers (Bottom of Page)"/>
+        <w:docPartUnique/>
+      </w:docPartObj>
+    </w:sdtPr>
+    <w:sdtContent>
+      <w:p>
+        <w:pPr>
+          <w:pStyle w:val="a5"/>
+          <w:jc w:val="center"/>
+        </w:pPr>
+        <w:r>
+          <w:fldChar w:fldCharType="begin"/>
+        </w:r>
+        <w:r>
+          <w:instrText>PAGE   \* MERGEFORMAT</w:instrText>
+        </w:r>
+        <w:r>
+          <w:fldChar w:fldCharType="separate"/>
+        </w:r>
+        <w:r>
+          <w:t>2</w:t>
+        </w:r>
+        <w:r>
+          <w:fldChar w:fldCharType="end"/>
+        </w:r>
+      </w:p>
+    </w:sdtContent>
+  </w:sdt>
+</w:ftr>
+</file>
+
+<file path=word/footer3.xml><?xml version="1.0" encoding="utf-8"?>
+<w:ftr xmlns:wpc="http://schemas.microsoft.com/office/word/2010/wordprocessingCanvas" xmlns:cx="http://schemas.microsoft.com/office/drawing/2014/chartex" xmlns:cx1="http://schemas.microsoft.com/office/drawing/2015/9/8/chartex" xmlns:cx2="http://schemas.microsoft.com/office/drawing/2015/10/21/chartex" xmlns:cx3="http://schemas.microsoft.com/office/drawing/2016/5/9/chartex" xmlns:cx4="http://schemas.microsoft.com/office/drawing/2016/5/10/chartex" xmlns:cx5="http://schemas.microsoft.com/office/drawing/2016/5/11/chartex" xmlns:cx6="http://schemas.microsoft.com/office/drawing/2016/5/12/chartex" xmlns:cx7="http://schemas.microsoft.com/office/drawing/2016/5/13/chartex" xmlns:cx8="http://schemas.microsoft.com/office/drawing/2016/5/14/chartex" xmlns:mc="http://schemas.openxmlformats.org/markup-compatibility/2006" xmlns:aink="http://schemas.microsoft.com/office/drawing/2016/ink" xmlns:am3d="http://schemas.microsoft.com/office/drawing/2017/model3d" xmlns:o="urn:schemas-microsoft-com:office:office" xmlns:r="http://schemas.openxmlformats.org/officeDocument/2006/relationships" xmlns:m="http://schemas.openxmlformats.org/officeDocument/2006/math" xmlns:v="urn:schemas-microsoft-com:vml" xmlns:wp14="http://schemas.microsoft.com/office/word/2010/wordprocessingDrawing" xmlns:wp="http://schemas.openxmlformats.org/drawingml/2006/wordprocessingDrawing" xmlns:w10="urn:schemas-microsoft-com:office:word" xmlns:w="http://schemas.openxmlformats.org/wordprocessingml/2006/main" xmlns:w14="http://schemas.microsoft.com/office/word/2010/wordml" xmlns:w15="http://schemas.microsoft.com/office/word/2012/wordml" xmlns:w16cex="http://schemas.microsoft.com/office/word/2018/wordml/cex" xmlns:w16cid="http://schemas.microsoft.com/office/word/2016/wordml/cid" xmlns:w16="http://schemas.microsoft.com/office/word/2018/wordml" xmlns:w16sdtdh="http://schemas.microsoft.com/office/word/2020/wordml/sdtdatahash" xmlns:w16se="http://schemas.microsoft.com/office/word/2015/wordml/symex" xmlns:wpg="http://schemas.microsoft.com/office/word/2010/wordprocessingGroup" xmlns:wpi="http://schemas.microsoft.com/office/word/2010/wordprocessingInk" xmlns:wne="http://schemas.microsoft.com/office/word/2006/wordml" xmlns:wps="http://schemas.microsoft.com/office/word/2010/wordprocessingShape" mc:Ignorable="w14 w15 w16se w16cid w16 w16cex w16sdtdh wp14">
+  <w:p>
+    <w:pPr>
+      <w:pStyle w:val="a5"/>
+    </w:pPr>
+  </w:p>
+</w:ftr>
+</file>
+
+<file path=word/footnotes.xml><?xml version="1.0" encoding="utf-8"?>
+<w:footnotes xmlns:wpc="http://schemas.microsoft.com/office/word/2010/wordprocessingCanvas" xmlns:cx="http://schemas.microsoft.com/office/drawing/2014/chartex" xmlns:cx1="http://schemas.microsoft.com/office/drawing/2015/9/8/chartex" xmlns:cx2="http://schemas.microsoft.com/office/drawing/2015/10/21/chartex" xmlns:cx3="http://schemas.microsoft.com/office/drawing/2016/5/9/chartex" xmlns:cx4="http://schemas.microsoft.com/office/drawing/2016/5/10/chartex" xmlns:cx5="http://schemas.microsoft.com/office/drawing/2016/5/11/chartex" xmlns:cx6="http://schemas.microsoft.com/office/drawing/2016/5/12/chartex" xmlns:cx7="http://schemas.microsoft.com/office/drawing/2016/5/13/chartex" xmlns:cx8="http://schemas.microsoft.com/office/drawing/2016/5/14/chartex" xmlns:mc="http://schemas.openxmlformats.org/markup-compatibility/2006" xmlns:aink="http://schemas.microsoft.com/office/drawing/2016/ink" xmlns:am3d="http://schemas.microsoft.com/office/drawing/2017/model3d" xmlns:o="urn:schemas-microsoft-com:office:office" xmlns:r="http://schemas.openxmlformats.org/officeDocument/2006/relationships" xmlns:m="http://schemas.openxmlformats.org/officeDocument/2006/math" xmlns:v="urn:schemas-microsoft-com:vml" xmlns:wp14="http://schemas.microsoft.com/office/word/2010/wordprocessingDrawing" xmlns:wp="http://schemas.openxmlformats.org/drawingml/2006/wordprocessingDrawing" xmlns:w10="urn:schemas-microsoft-com:office:word" xmlns:w="http://schemas.openxmlformats.org/wordprocessingml/2006/main" xmlns:w14="http://schemas.microsoft.com/office/word/2010/wordml" xmlns:w15="http://schemas.microsoft.com/office/word/2012/wordml" xmlns:w16cex="http://schemas.microsoft.com/office/word/2018/wordml/cex" xmlns:w16cid="http://schemas.microsoft.com/office/word/2016/wordml/cid" xmlns:w16="http://schemas.microsoft.com/office/word/2018/wordml" xmlns:w16sdtdh="http://schemas.microsoft.com/office/word/2020/wordml/sdtdatahash" xmlns:w16se="http://schemas.microsoft.com/office/word/2015/wordml/symex" xmlns:wpg="http://schemas.microsoft.com/office/word/2010/wordprocessingGroup" xmlns:wpi="http://schemas.microsoft.com/office/word/2010/wordprocessingInk" xmlns:wne="http://schemas.microsoft.com/office/word/2006/wordml" xmlns:wps="http://schemas.microsoft.com/office/word/2010/wordprocessingShape" mc:Ignorable="w14 w15 w16se w16cid w16 w16cex w16sdtdh wp14">
+  <w:footnote w:type="separator" w:id="-1">
+    <w:p>
+      <w:pPr>
+        <w:spacing w:after="0" w:line="240" w:lineRule="auto"/>
+      </w:pPr>
+      <w:r>
+        <w:separator/>
+      </w:r>
+    </w:p>
+  </w:footnote>
+  <w:footnote w:type="continuationSeparator" w:id="0">
+    <w:p>
+      <w:pPr>
+        <w:spacing w:after="0" w:line="240" w:lineRule="auto"/>
+      </w:pPr>
+      <w:r>
+        <w:continuationSeparator/>
+      </w:r>
+    </w:p>
+  </w:footnote>
+</w:footnotes>
+</file>
+
+<file path=word/header1.xml><?xml version="1.0" encoding="utf-8"?>
+<w:hdr xmlns:wpc="http://schemas.microsoft.com/office/word/2010/wordprocessingCanvas" xmlns:cx="http://schemas.microsoft.com/office/drawing/2014/chartex" xmlns:cx1="http://schemas.microsoft.com/office/drawing/2015/9/8/chartex" xmlns:cx2="http://schemas.microsoft.com/office/drawing/2015/10/21/chartex" xmlns:cx3="http://schemas.microsoft.com/office/drawing/2016/5/9/chartex" xmlns:cx4="http://schemas.microsoft.com/office/drawing/2016/5/10/chartex" xmlns:cx5="http://schemas.microsoft.com/office/drawing/2016/5/11/chartex" xmlns:cx6="http://schemas.microsoft.com/office/drawing/2016/5/12/chartex" xmlns:cx7="http://schemas.microsoft.com/office/drawing/2016/5/13/chartex" xmlns:cx8="http://schemas.microsoft.com/office/drawing/2016/5/14/chartex" xmlns:mc="http://schemas.openxmlformats.org/markup-compatibility/2006" xmlns:aink="http://schemas.microsoft.com/office/drawing/2016/ink" xmlns:am3d="http://schemas.microsoft.com/office/drawing/2017/model3d" xmlns:o="urn:schemas-microsoft-com:office:office" xmlns:r="http://schemas.openxmlformats.org/officeDocument/2006/relationships" xmlns:m="http://schemas.openxmlformats.org/officeDocument/2006/math" xmlns:v="urn:schemas-microsoft-com:vml" xmlns:wp14="http://schemas.microsoft.com/office/word/2010/wordprocessingDrawing" xmlns:wp="http://schemas.openxmlformats.org/drawingml/2006/wordprocessingDrawing" xmlns:w10="urn:schemas-microsoft-com:office:word" xmlns:w="http://schemas.openxmlformats.org/wordprocessingml/2006/main" xmlns:w14="http://schemas.microsoft.com/office/word/2010/wordml" xmlns:w15="http://schemas.microsoft.com/office/word/2012/wordml" xmlns:w16cex="http://schemas.microsoft.com/office/word/2018/wordml/cex" xmlns:w16cid="http://schemas.microsoft.com/office/word/2016/wordml/cid" xmlns:w16="http://schemas.microsoft.com/office/word/2018/wordml" xmlns:w16sdtdh="http://schemas.microsoft.com/office/word/2020/wordml/sdtdatahash" xmlns:w16se="http://schemas.microsoft.com/office/word/2015/wordml/symex" xmlns:wpg="http://schemas.microsoft.com/office/word/2010/wordprocessingGroup" xmlns:wpi="http://schemas.microsoft.com/office/word/2010/wordprocessingInk" xmlns:wne="http://schemas.microsoft.com/office/word/2006/wordml" xmlns:wps="http://schemas.microsoft.com/office/word/2010/wordprocessingShape" mc:Ignorable="w14 w15 w16se w16cid w16 w16cex w16sdtdh wp14">
+  <w:p>
+    <w:pPr>
+      <w:pStyle w:val="a3"/>
+    </w:pPr>
+  </w:p>
+</w:hdr>
+</file>
+
+<file path=word/header2.xml><?xml version="1.0" encoding="utf-8"?>
+<w:hdr xmlns:wpc="http://schemas.microsoft.com/office/word/2010/wordprocessingCanvas" xmlns:cx="http://schemas.microsoft.com/office/drawing/2014/chartex" xmlns:cx1="http://schemas.microsoft.com/office/drawing/2015/9/8/chartex" xmlns:cx2="http://schemas.microsoft.com/office/drawing/2015/10/21/chartex" xmlns:cx3="http://schemas.microsoft.com/office/drawing/2016/5/9/chartex" xmlns:cx4="http://schemas.microsoft.com/office/drawing/2016/5/10/chartex" xmlns:cx5="http://schemas.microsoft.com/office/drawing/2016/5/11/chartex" xmlns:cx6="http://schemas.microsoft.com/office/drawing/2016/5/12/chartex" xmlns:cx7="http://schemas.microsoft.com/office/drawing/2016/5/13/chartex" xmlns:cx8="http://schemas.microsoft.com/office/drawing/2016/5/14/chartex" xmlns:mc="http://schemas.openxmlformats.org/markup-compatibility/2006" xmlns:aink="http://schemas.microsoft.com/office/drawing/2016/ink" xmlns:am3d="http://schemas.microsoft.com/office/drawing/2017/model3d" xmlns:o="urn:schemas-microsoft-com:office:office" xmlns:r="http://schemas.openxmlformats.org/officeDocument/2006/relationships" xmlns:m="http://schemas.openxmlformats.org/officeDocument/2006/math" xmlns:v="urn:schemas-microsoft-com:vml" xmlns:wp14="http://schemas.microsoft.com/office/word/2010/wordprocessingDrawing" xmlns:wp="http://schemas.openxmlformats.org/drawingml/2006/wordprocessingDrawing" xmlns:w10="urn:schemas-microsoft-com:office:word" xmlns:w="http://schemas.openxmlformats.org/wordprocessingml/2006/main" xmlns:w14="http://schemas.microsoft.com/office/word/2010/wordml" xmlns:w15="http://schemas.microsoft.com/office/word/2012/wordml" xmlns:w16cex="http://schemas.microsoft.com/office/word/2018/wordml/cex" xmlns:w16cid="http://schemas.microsoft.com/office/word/2016/wordml/cid" xmlns:w16="http://schemas.microsoft.com/office/word/2018/wordml" xmlns:w16sdtdh="http://schemas.microsoft.com/office/word/2020/wordml/sdtdatahash" xmlns:w16se="http://schemas.microsoft.com/office/word/2015/wordml/symex" xmlns:wpg="http://schemas.microsoft.com/office/word/2010/wordprocessingGroup" xmlns:wpi="http://schemas.microsoft.com/office/word/2010/wordprocessingInk" xmlns:wne="http://schemas.microsoft.com/office/word/2006/wordml" xmlns:wps="http://schemas.microsoft.com/office/word/2010/wordprocessingShape" mc:Ignorable="w14 w15 w16se w16cid w16 w16cex w16sdtdh wp14">
+  <w:p>
+    <w:pPr>
+      <w:pStyle w:val="a3"/>
+    </w:pPr>
+  </w:p>
+</w:hdr>
+</file>
+
+<file path=word/header3.xml><?xml version="1.0" encoding="utf-8"?>
+<w:hdr xmlns:wpc="http://schemas.microsoft.com/office/word/2010/wordprocessingCanvas" xmlns:cx="http://schemas.microsoft.com/office/drawing/2014/chartex" xmlns:cx1="http://schemas.microsoft.com/office/drawing/2015/9/8/chartex" xmlns:cx2="http://schemas.microsoft.com/office/drawing/2015/10/21/chartex" xmlns:cx3="http://schemas.microsoft.com/office/drawing/2016/5/9/chartex" xmlns:cx4="http://schemas.microsoft.com/office/drawing/2016/5/10/chartex" xmlns:cx5="http://schemas.microsoft.com/office/drawing/2016/5/11/chartex" xmlns:cx6="http://schemas.microsoft.com/office/drawing/2016/5/12/chartex" xmlns:cx7="http://schemas.microsoft.com/office/drawing/2016/5/13/chartex" xmlns:cx8="http://schemas.microsoft.com/office/drawing/2016/5/14/chartex" xmlns:mc="http://schemas.openxmlformats.org/markup-compatibility/2006" xmlns:aink="http://schemas.microsoft.com/office/drawing/2016/ink" xmlns:am3d="http://schemas.microsoft.com/office/drawing/2017/model3d" xmlns:o="urn:schemas-microsoft-com:office:office" xmlns:r="http://schemas.openxmlformats.org/officeDocument/2006/relationships" xmlns:m="http://schemas.openxmlformats.org/officeDocument/2006/math" xmlns:v="urn:schemas-microsoft-com:vml" xmlns:wp14="http://schemas.microsoft.com/office/word/2010/wordprocessingDrawing" xmlns:wp="http://schemas.openxmlformats.org/drawingml/2006/wordprocessingDrawing" xmlns:w10="urn:schemas-microsoft-com:office:word" xmlns:w="http://schemas.openxmlformats.org/wordprocessingml/2006/main" xmlns:w14="http://schemas.microsoft.com/office/word/2010/wordml" xmlns:w15="http://schemas.microsoft.com/office/word/2012/wordml" xmlns:w16cex="http://schemas.microsoft.com/office/word/2018/wordml/cex" xmlns:w16cid="http://schemas.microsoft.com/office/word/2016/wordml/cid" xmlns:w16="http://schemas.microsoft.com/office/word/2018/wordml" xmlns:w16sdtdh="http://schemas.microsoft.com/office/word/2020/wordml/sdtdatahash" xmlns:w16se="http://schemas.microsoft.com/office/word/2015/wordml/symex" xmlns:wpg="http://schemas.microsoft.com/office/word/2010/wordprocessingGroup" xmlns:wpi="http://schemas.microsoft.com/office/word/2010/wordprocessingInk" xmlns:wne="http://schemas.microsoft.com/office/word/2006/wordml" xmlns:wps="http://schemas.microsoft.com/office/word/2010/wordprocessingShape" mc:Ignorable="w14 w15 w16se w16cid w16 w16cex w16sdtdh wp14">
+  <w:p>
+    <w:pPr>
+      <w:pStyle w:val="a3"/>
+    </w:pPr>
+  </w:p>
+</w:hdr>
 </file>
 
 <file path=word/styles.xml><?xml version="1.0" encoding="utf-8"?>
@@ -882,6 +1463,50 @@
     <w:semiHidden/>
     <w:unhideWhenUsed/>
   </w:style>
+  <w:style w:type="paragraph" w:styleId="a3">
+    <w:name w:val="header"/>
+    <w:basedOn w:val="a"/>
+    <w:link w:val="a4"/>
+    <w:uiPriority w:val="99"/>
+    <w:unhideWhenUsed/>
+    <w:rsid w:val="006939E6"/>
+    <w:pPr>
+      <w:tabs>
+        <w:tab w:val="center" w:pos="4677"/>
+        <w:tab w:val="right" w:pos="9355"/>
+      </w:tabs>
+      <w:spacing w:after="0" w:line="240" w:lineRule="auto"/>
+    </w:pPr>
+  </w:style>
+  <w:style w:type="character" w:customStyle="1" w:styleId="a4">
+    <w:name w:val="Верхний колонтитул Знак"/>
+    <w:basedOn w:val="a0"/>
+    <w:link w:val="a3"/>
+    <w:uiPriority w:val="99"/>
+    <w:rsid w:val="006939E6"/>
+  </w:style>
+  <w:style w:type="paragraph" w:styleId="a5">
+    <w:name w:val="footer"/>
+    <w:basedOn w:val="a"/>
+    <w:link w:val="a6"/>
+    <w:uiPriority w:val="99"/>
+    <w:unhideWhenUsed/>
+    <w:rsid w:val="006939E6"/>
+    <w:pPr>
+      <w:tabs>
+        <w:tab w:val="center" w:pos="4677"/>
+        <w:tab w:val="right" w:pos="9355"/>
+      </w:tabs>
+      <w:spacing w:after="0" w:line="240" w:lineRule="auto"/>
+    </w:pPr>
+  </w:style>
+  <w:style w:type="character" w:customStyle="1" w:styleId="a6">
+    <w:name w:val="Нижний колонтитул Знак"/>
+    <w:basedOn w:val="a0"/>
+    <w:link w:val="a5"/>
+    <w:uiPriority w:val="99"/>
+    <w:rsid w:val="006939E6"/>
+  </w:style>
 </w:styles>
 </file>
 
